--- a/ky/wisdom-stories/doorbell.docx
+++ b/ky/wisdom-stories/doorbell.docx
@@ -78,7 +78,7 @@
     </w:p>
     <w:p>
       <w:r>
-        <w:t>Анан колдорун бекем кысып, акырын айтты:</w:t>
+        <w:t>Анан колдорумду бекем кысып, акырын айтты:</w:t>
       </w:r>
     </w:p>
     <w:p>
